--- a/CHANGES.docx
+++ b/CHANGES.docx
@@ -437,6 +437,29 @@
     </w:p>
     <w:p>
       <w:pPr>
+        <w:spacing w:before="0" w:after="120"/>
+        <w:ind w:left="360" w:hanging="220"/>
+      </w:pPr>
+      <w:r>
+        <w:rPr>
+          <w:b/>
+          <w:sz w:val="22"/>
+          <w:szCs w:val="22"/>
+          <w:color w:val="000000"/>
+        </w:rPr>
+        <w:t xml:space="preserve">•  Vendor Dashboard was only a redirect</w:t>
+      </w:r>
+      <w:r>
+        <w:rPr>
+          <w:sz w:val="22"/>
+          <w:szCs w:val="22"/>
+          <w:color w:val="000000"/>
+        </w:rPr>
+        <w:t xml:space="preserve"> — Fixed. /vendor is now a real overview: earnings, pipeline, order counts by status, product and auction totals, items awaiting approval, an attention list, recent orders and auctions ending soonest.</w:t>
+      </w:r>
+    </w:p>
+    <w:p>
+      <w:pPr>
         <w:spacing w:before="240" w:after="120"/>
       </w:pPr>
       <w:r>
@@ -737,6 +760,52 @@
           <w:color w:val="000000"/>
         </w:rPr>
         <w:t xml:space="preserve"> — Fixed. Product images, auction images and vendor CNIC documents are uploaded to the server and only their URL is stored in the database. Existing base64 rows are converted by a migration that runs on deploy.</w:t>
+      </w:r>
+    </w:p>
+    <w:p>
+      <w:pPr>
+        <w:spacing w:before="0" w:after="120"/>
+        <w:ind w:left="360" w:hanging="220"/>
+      </w:pPr>
+      <w:r>
+        <w:rPr>
+          <w:b/>
+          <w:sz w:val="22"/>
+          <w:szCs w:val="22"/>
+          <w:color w:val="000000"/>
+        </w:rPr>
+        <w:t xml:space="preserve">•  Cart stored in browser local storage instead of the database</w:t>
+      </w:r>
+      <w:r>
+        <w:rPr>
+          <w:sz w:val="22"/>
+          <w:szCs w:val="22"/>
+          <w:color w:val="000000"/>
+        </w:rPr>
+        <w:t xml:space="preserve"> — Fixed. Adding, updating, removing and clearing the cart all hit the API and persist per user, so a basket follows the buyer across devices and sessions. Signed-out visitors keep a local basket that is merged into their account on sign-in. Prices are read from the product on load, so a saved cart never shows a stale price.</w:t>
+      </w:r>
+    </w:p>
+    <w:p>
+      <w:pPr>
+        <w:spacing w:before="0" w:after="120"/>
+        <w:ind w:left="360" w:hanging="220"/>
+      </w:pPr>
+      <w:r>
+        <w:rPr>
+          <w:b/>
+          <w:sz w:val="22"/>
+          <w:szCs w:val="22"/>
+          <w:color w:val="000000"/>
+        </w:rPr>
+        <w:t xml:space="preserve">•  Wishlist stored in browser local storage instead of the database</w:t>
+      </w:r>
+      <w:r>
+        <w:rPr>
+          <w:sz w:val="22"/>
+          <w:szCs w:val="22"/>
+          <w:color w:val="000000"/>
+        </w:rPr>
+        <w:t xml:space="preserve"> — Fixed. Adding and removing wishlist items call the API and persist per user, and the list is loaded from the backend on login or when the Wishlist page opens. Anything saved in the browser beforehand is merged in once.</w:t>
       </w:r>
     </w:p>
     <w:sectPr>

--- a/CHANGES.docx
+++ b/CHANGES.docx
@@ -806,6 +806,52 @@
           <w:color w:val="000000"/>
         </w:rPr>
         <w:t xml:space="preserve"> — Fixed. Adding and removing wishlist items call the API and persist per user, and the list is loaded from the backend on login or when the Wishlist page opens. Anything saved in the browser beforehand is merged in once.</w:t>
+      </w:r>
+    </w:p>
+    <w:p>
+      <w:pPr>
+        <w:spacing w:before="0" w:after="120"/>
+        <w:ind w:left="360" w:hanging="220"/>
+      </w:pPr>
+      <w:r>
+        <w:rPr>
+          <w:b/>
+          <w:sz w:val="22"/>
+          <w:szCs w:val="22"/>
+          <w:color w:val="000000"/>
+        </w:rPr>
+        <w:t xml:space="preserve">•  Buyer Auctions page missing pagination, search and filtering</w:t>
+      </w:r>
+      <w:r>
+        <w:rPr>
+          <w:sz w:val="22"/>
+          <w:szCs w:val="22"/>
+          <w:color w:val="000000"/>
+        </w:rPr>
+        <w:t xml:space="preserve"> — Fixed. The auctions page now searches by auction, vendor or category, filters by status (Live now / Upcoming / Ended), category and starting price, sorts by ending time or bid, and pages through results — all server-side. Placing a bid refreshes the list and the button is guarded against double clicks.</w:t>
+      </w:r>
+    </w:p>
+    <w:p>
+      <w:pPr>
+        <w:spacing w:before="0" w:after="120"/>
+        <w:ind w:left="360" w:hanging="220"/>
+      </w:pPr>
+      <w:r>
+        <w:rPr>
+          <w:b/>
+          <w:sz w:val="22"/>
+          <w:szCs w:val="22"/>
+          <w:color w:val="000000"/>
+        </w:rPr>
+        <w:t xml:space="preserve">•  Cancelled auctions were visible to buyers</w:t>
+      </w:r>
+      <w:r>
+        <w:rPr>
+          <w:sz w:val="22"/>
+          <w:szCs w:val="22"/>
+          <w:color w:val="000000"/>
+        </w:rPr>
+        <w:t xml:space="preserve"> — Fixed. Withdrawn auctions were filtered out in the browser, which stopped working once listings were paged server-side; the API now excludes them from every buyer listing.</w:t>
       </w:r>
     </w:p>
     <w:sectPr>

--- a/CHANGES.docx
+++ b/CHANGES.docx
@@ -852,6 +852,52 @@
           <w:color w:val="000000"/>
         </w:rPr>
         <w:t xml:space="preserve"> — Fixed. Withdrawn auctions were filtered out in the browser, which stopped working once listings were paged server-side; the API now excludes them from every buyer listing.</w:t>
+      </w:r>
+    </w:p>
+    <w:p>
+      <w:pPr>
+        <w:spacing w:before="0" w:after="120"/>
+        <w:ind w:left="360" w:hanging="220"/>
+      </w:pPr>
+      <w:r>
+        <w:rPr>
+          <w:b/>
+          <w:sz w:val="22"/>
+          <w:szCs w:val="22"/>
+          <w:color w:val="000000"/>
+        </w:rPr>
+        <w:t xml:space="preserve">•  Buyer portal fetched all module data on login</w:t>
+      </w:r>
+      <w:r>
+        <w:rPr>
+          <w:sz w:val="22"/>
+          <w:szCs w:val="22"/>
+          <w:color w:val="000000"/>
+        </w:rPr>
+        <w:t xml:space="preserve"> — Fixed. Cart, wishlist, orders, marketplace and auctions each load when their page is opened and are cached afterwards, with their own loading state. Only a single small counts request runs at sign-in, to keep the cart and wishlist badges in the header correct.</w:t>
+      </w:r>
+    </w:p>
+    <w:p>
+      <w:pPr>
+        <w:spacing w:before="0" w:after="120"/>
+        <w:ind w:left="360" w:hanging="220"/>
+      </w:pPr>
+      <w:r>
+        <w:rPr>
+          <w:b/>
+          <w:sz w:val="22"/>
+          <w:szCs w:val="22"/>
+          <w:color w:val="000000"/>
+        </w:rPr>
+        <w:t xml:space="preserve">•  Unverified buyers could place bids</w:t>
+      </w:r>
+      <w:r>
+        <w:rPr>
+          <w:sz w:val="22"/>
+          <w:szCs w:val="22"/>
+          <w:color w:val="000000"/>
+        </w:rPr>
+        <w:t xml:space="preserve"> — Fixed. Bidding requires a verified account: the API rejects the bid with a message asking the buyer to verify, and the bid form is replaced by that message. A bid is also now recorded against the signed-in account rather than whatever the request claimed, so one buyer cannot bid in another’s name.</w:t>
       </w:r>
     </w:p>
     <w:sectPr>

--- a/CHANGES.docx
+++ b/CHANGES.docx
@@ -470,6 +470,29 @@
           <w:color w:val="1F6F4A"/>
         </w:rPr>
         <w:t xml:space="preserve">Admin</w:t>
+      </w:r>
+    </w:p>
+    <w:p>
+      <w:pPr>
+        <w:spacing w:before="0" w:after="120"/>
+        <w:ind w:left="360" w:hanging="220"/>
+      </w:pPr>
+      <w:r>
+        <w:rPr>
+          <w:b/>
+          <w:sz w:val="22"/>
+          <w:szCs w:val="22"/>
+          <w:color w:val="000000"/>
+        </w:rPr>
+        <w:t xml:space="preserve">•  "Back to sign in" landed on the Dashboard without signing in</w:t>
+      </w:r>
+      <w:r>
+        <w:rPr>
+          <w:sz w:val="22"/>
+          <w:szCs w:val="22"/>
+          <w:color w:val="000000"/>
+        </w:rPr>
+        <w:t xml:space="preserve"> — Fixed. The Super Admin page redirected straight to the dashboard whenever a session already existed in the browser, so returning to the sign-in screen bounced you into the dashboard with no credentials entered — and there was no way to reach sign-in or password reset without clearing site data. An existing session is now shown as a choice (continue, or sign out and use another account), and "Back to sign in" clears any half-finished verification attempt. No login request was ever made by that button.</w:t>
       </w:r>
     </w:p>
     <w:p>

--- a/CHANGES.docx
+++ b/CHANGES.docx
@@ -470,6 +470,29 @@
           <w:color w:val="1F6F4A"/>
         </w:rPr>
         <w:t xml:space="preserve">Admin</w:t>
+      </w:r>
+    </w:p>
+    <w:p>
+      <w:pPr>
+        <w:spacing w:before="0" w:after="120"/>
+        <w:ind w:left="360" w:hanging="220"/>
+      </w:pPr>
+      <w:r>
+        <w:rPr>
+          <w:b/>
+          <w:sz w:val="22"/>
+          <w:szCs w:val="22"/>
+          <w:color w:val="000000"/>
+        </w:rPr>
+        <w:t xml:space="preserve">•  Dashboard sections had no pagination</w:t>
+      </w:r>
+      <w:r>
+        <w:rPr>
+          <w:sz w:val="22"/>
+          <w:szCs w:val="22"/>
+          <w:color w:val="000000"/>
+        </w:rPr>
+        <w:t xml:space="preserve"> — Fixed. Recent Users, Recent Orders and Recent Auctions each page independently with next/previous and a page-size control, fetching only the rows shown. `GET /auth/users` now supports page, pageSize (or limit), search, userType, isActive and sort; callers that send no paging params still get a plain array. The dashboard totals come from one-row count queries rather than downloading every user, product and order to count them.</w:t>
       </w:r>
     </w:p>
     <w:p>

--- a/CHANGES.docx
+++ b/CHANGES.docx
@@ -470,6 +470,75 @@
           <w:color w:val="1F6F4A"/>
         </w:rPr>
         <w:t xml:space="preserve">Admin</w:t>
+      </w:r>
+    </w:p>
+    <w:p>
+      <w:pPr>
+        <w:spacing w:before="0" w:after="120"/>
+        <w:ind w:left="360" w:hanging="220"/>
+      </w:pPr>
+      <w:r>
+        <w:rPr>
+          <w:b/>
+          <w:sz w:val="22"/>
+          <w:szCs w:val="22"/>
+          <w:color w:val="000000"/>
+        </w:rPr>
+        <w:t xml:space="preserve">•  Module APIs fired on login instead of on demand</w:t>
+      </w:r>
+      <w:r>
+        <w:rPr>
+          <w:sz w:val="22"/>
+          <w:szCs w:val="22"/>
+          <w:color w:val="000000"/>
+        </w:rPr>
+        <w:t xml:space="preserve"> — Fixed. The expired-auction settlement job used to run at sign-in and every 15 seconds from whatever page the admin was on, from every open tab. It now runs only while the Auctions page is open. The Approvals queue no longer pulls the whole catalogue either, and deep links fetch the single product they reference.</w:t>
+      </w:r>
+    </w:p>
+    <w:p>
+      <w:pPr>
+        <w:spacing w:before="0" w:after="120"/>
+        <w:ind w:left="360" w:hanging="220"/>
+      </w:pPr>
+      <w:r>
+        <w:rPr>
+          <w:b/>
+          <w:sz w:val="22"/>
+          <w:szCs w:val="22"/>
+          <w:color w:val="000000"/>
+        </w:rPr>
+        <w:t xml:space="preserve">•  Approve/Reject allowed multiple clicks with no feedback</w:t>
+      </w:r>
+      <w:r>
+        <w:rPr>
+          <w:sz w:val="22"/>
+          <w:szCs w:val="22"/>
+          <w:color w:val="000000"/>
+        </w:rPr>
+        <w:t xml:space="preserve"> — Fixed. The buttons disable and show a spinner while the request is in flight, a ref guard blocks a second click in the same tick, and the result is confirmed with a success or error notification instead of nothing.</w:t>
+      </w:r>
+    </w:p>
+    <w:p>
+      <w:pPr>
+        <w:spacing w:before="0" w:after="120"/>
+        <w:ind w:left="360" w:hanging="220"/>
+      </w:pPr>
+      <w:r>
+        <w:rPr>
+          <w:b/>
+          <w:sz w:val="22"/>
+          <w:szCs w:val="22"/>
+          <w:color w:val="000000"/>
+        </w:rPr>
+        <w:t xml:space="preserve">•  Approvals page missing pagination, search and filtering</w:t>
+      </w:r>
+      <w:r>
+        <w:rPr>
+          <w:sz w:val="22"/>
+          <w:szCs w:val="22"/>
+          <w:color w:val="000000"/>
+        </w:rPr>
+        <w:t xml:space="preserve"> — Fixed. The queue is paged from the API with search by title, vendor, category or ID, a category filter and sorting (longest waiting first by default). Pending counts on the tabs and header come from the server, so they stay right across pages.</w:t>
       </w:r>
     </w:p>
     <w:p>

--- a/CHANGES.docx
+++ b/CHANGES.docx
@@ -470,6 +470,52 @@
           <w:color w:val="1F6F4A"/>
         </w:rPr>
         <w:t xml:space="preserve">Admin</w:t>
+      </w:r>
+    </w:p>
+    <w:p>
+      <w:pPr>
+        <w:spacing w:before="0" w:after="120"/>
+        <w:ind w:left="360" w:hanging="220"/>
+      </w:pPr>
+      <w:r>
+        <w:rPr>
+          <w:b/>
+          <w:sz w:val="22"/>
+          <w:szCs w:val="22"/>
+          <w:color w:val="000000"/>
+        </w:rPr>
+        <w:t xml:space="preserve">•  Products page had no server-side pagination, search or filtering</w:t>
+      </w:r>
+      <w:r>
+        <w:rPr>
+          <w:sz w:val="22"/>
+          <w:szCs w:val="22"/>
+          <w:color w:val="000000"/>
+        </w:rPr>
+        <w:t xml:space="preserve"> — Fixed. The page pulled the whole catalogue and filtered it in the browser; it now pages from the API with search (title, vendor, category, ID), farmer, category, approval, status and visibility filters, sorting and rows-per-page, all combining server-side. Approval, publication status and visibility are separate controls now — the single dropdown could not express three independent states.</w:t>
+      </w:r>
+    </w:p>
+    <w:p>
+      <w:pPr>
+        <w:spacing w:before="0" w:after="120"/>
+        <w:ind w:left="360" w:hanging="220"/>
+      </w:pPr>
+      <w:r>
+        <w:rPr>
+          <w:b/>
+          <w:sz w:val="22"/>
+          <w:szCs w:val="22"/>
+          <w:color w:val="000000"/>
+        </w:rPr>
+        <w:t xml:space="preserve">•  Action icons had no tooltips</w:t>
+      </w:r>
+      <w:r>
+        <w:rPr>
+          <w:sz w:val="22"/>
+          <w:szCs w:val="22"/>
+          <w:color w:val="000000"/>
+        </w:rPr>
+        <w:t xml:space="preserve"> — Fixed. Every icon in the Actions column has a hover tooltip and a screen-reader label naming the product it acts on. Approve and Reject are disabled when the product is already in that state, and a row’s buttons are disabled while one of its actions is in flight so a double click cannot fire twice.</w:t>
       </w:r>
     </w:p>
     <w:p>

--- a/CHANGES.docx
+++ b/CHANGES.docx
@@ -470,6 +470,52 @@
           <w:color w:val="1F6F4A"/>
         </w:rPr>
         <w:t xml:space="preserve">Admin</w:t>
+      </w:r>
+    </w:p>
+    <w:p>
+      <w:pPr>
+        <w:spacing w:before="0" w:after="120"/>
+        <w:ind w:left="360" w:hanging="220"/>
+      </w:pPr>
+      <w:r>
+        <w:rPr>
+          <w:b/>
+          <w:sz w:val="22"/>
+          <w:szCs w:val="22"/>
+          <w:color w:val="000000"/>
+        </w:rPr>
+        <w:t xml:space="preserve">•  Auctions appeared in the Products tab as well as the Auctions tab</w:t>
+      </w:r>
+      <w:r>
+        <w:rPr>
+          <w:sz w:val="22"/>
+          <w:szCs w:val="22"/>
+          <w:color w:val="000000"/>
+        </w:rPr>
+        <w:t xml:space="preserve"> — Fixed. The Products tab and the Products side of the Approvals queue now exclude auctions, so each listing appears under one tab only. Added an `isAuction` filter to the products API: `productType` names a single type and cannot express "anything except auctions".</w:t>
+      </w:r>
+    </w:p>
+    <w:p>
+      <w:pPr>
+        <w:spacing w:before="0" w:after="120"/>
+        <w:ind w:left="360" w:hanging="220"/>
+      </w:pPr>
+      <w:r>
+        <w:rPr>
+          <w:b/>
+          <w:sz w:val="22"/>
+          <w:szCs w:val="22"/>
+          <w:color w:val="000000"/>
+        </w:rPr>
+        <w:t xml:space="preserve">•  Auctions table action icons missing tooltips</w:t>
+      </w:r>
+      <w:r>
+        <w:rPr>
+          <w:sz w:val="22"/>
+          <w:szCs w:val="22"/>
+          <w:color w:val="000000"/>
+        </w:rPr>
+        <w:t xml:space="preserve"> — Fixed. Close, Cancel and Delete all carry a tooltip and a screen-reader label naming the auction; Delete had no tooltip at all.</w:t>
       </w:r>
     </w:p>
     <w:p>

--- a/CHANGES.docx
+++ b/CHANGES.docx
@@ -470,6 +470,29 @@
           <w:color w:val="1F6F4A"/>
         </w:rPr>
         <w:t xml:space="preserve">Admin</w:t>
+      </w:r>
+    </w:p>
+    <w:p>
+      <w:pPr>
+        <w:spacing w:before="0" w:after="120"/>
+        <w:ind w:left="360" w:hanging="220"/>
+      </w:pPr>
+      <w:r>
+        <w:rPr>
+          <w:b/>
+          <w:sz w:val="22"/>
+          <w:szCs w:val="22"/>
+          <w:color w:val="000000"/>
+        </w:rPr>
+        <w:t xml:space="preserve">•  Manage Farmers / Customers had no server-side pagination, search or filtering</w:t>
+      </w:r>
+      <w:r>
+        <w:rPr>
+          <w:sz w:val="22"/>
+          <w:szCs w:val="22"/>
+          <w:color w:val="000000"/>
+        </w:rPr>
+        <w:t xml:space="preserve"> — Fixed. Both pages page from the API with search (name, email, phone, city), account type and status filters, sorting and rows-per-page, all applied server-side. The users API accepts a comma-separated type list so "All Users" means farmers and customers without pulling staff accounts. Deactivating a farmer still hides their listings, and a row’s buttons are disabled while its action is in flight.</w:t>
       </w:r>
     </w:p>
     <w:p>

--- a/CHANGES.docx
+++ b/CHANGES.docx
@@ -470,6 +470,29 @@
           <w:color w:val="1F6F4A"/>
         </w:rPr>
         <w:t xml:space="preserve">Admin</w:t>
+      </w:r>
+    </w:p>
+    <w:p>
+      <w:pPr>
+        <w:spacing w:before="0" w:after="120"/>
+        <w:ind w:left="360" w:hanging="220"/>
+      </w:pPr>
+      <w:r>
+        <w:rPr>
+          <w:b/>
+          <w:sz w:val="22"/>
+          <w:szCs w:val="22"/>
+          <w:color w:val="000000"/>
+        </w:rPr>
+        <w:t xml:space="preserve">•  Approved Listings page had no pagination</w:t>
+      </w:r>
+      <w:r>
+        <w:rPr>
+          <w:sz w:val="22"/>
+          <w:szCs w:val="22"/>
+          <w:color w:val="000000"/>
+        </w:rPr>
+        <w:t xml:space="preserve"> — Fixed. The page rendered every approved listing in one table, pulled from the whole catalogue in the browser. It now requests one page at a time from the API with next/previous, numbered pages and a rows-per-page control.</w:t>
       </w:r>
     </w:p>
     <w:p>

--- a/CHANGES.docx
+++ b/CHANGES.docx
@@ -470,6 +470,29 @@
           <w:color w:val="1F6F4A"/>
         </w:rPr>
         <w:t xml:space="preserve">Admin</w:t>
+      </w:r>
+    </w:p>
+    <w:p>
+      <w:pPr>
+        <w:spacing w:before="0" w:after="120"/>
+        <w:ind w:left="360" w:hanging="220"/>
+      </w:pPr>
+      <w:r>
+        <w:rPr>
+          <w:b/>
+          <w:sz w:val="22"/>
+          <w:szCs w:val="22"/>
+          <w:color w:val="000000"/>
+        </w:rPr>
+        <w:t xml:space="preserve">•  Close/expired-auctions API polled on a timer and re-rendered the app</w:t>
+      </w:r>
+      <w:r>
+        <w:rPr>
+          <w:sz w:val="22"/>
+          <w:szCs w:val="22"/>
+          <w:color w:val="000000"/>
+        </w:rPr>
+        <w:t xml:space="preserve"> — Fixed. It no longer polls: it runs once when the Auctions page opens and otherwise only when the admin presses Refresh. The bigger cost was that each call wrote a freshly built product array into the shared context even when nothing had closed, re-rendering every screen using it — the state is now left untouched unless an auction actually closed, and the table reloads only then.</w:t>
       </w:r>
     </w:p>
     <w:p>

--- a/CHANGES.docx
+++ b/CHANGES.docx
@@ -470,6 +470,29 @@
           <w:color w:val="1F6F4A"/>
         </w:rPr>
         <w:t xml:space="preserve">Admin</w:t>
+      </w:r>
+    </w:p>
+    <w:p>
+      <w:pPr>
+        <w:spacing w:before="0" w:after="120"/>
+        <w:ind w:left="360" w:hanging="220"/>
+      </w:pPr>
+      <w:r>
+        <w:rPr>
+          <w:b/>
+          <w:sz w:val="22"/>
+          <w:szCs w:val="22"/>
+          <w:color w:val="000000"/>
+        </w:rPr>
+        <w:t xml:space="preserve">•  Modal backdrops inconsistent and not covering the viewport</w:t>
+      </w:r>
+      <w:r>
+        <w:rPr>
+          <w:sz w:val="22"/>
+          <w:szCs w:val="22"/>
+          <w:color w:val="000000"/>
+        </w:rPr>
+        <w:t xml:space="preserve"> — Fixed. Every dialog now uses one shared Modal component: a full-viewport backdrop at a single z-index above the sidebar, navbar and cart drawer, one backdrop shade, Escape to close, and the page behind locked so it cannot be scrolled or clicked. Modals were previously hand-rolled per screen and had drifted to four different z-index values and three backdrop shades, none of which blocked background scrolling.</w:t>
       </w:r>
     </w:p>
     <w:p>

--- a/CHANGES.docx
+++ b/CHANGES.docx
@@ -470,6 +470,75 @@
           <w:color w:val="1F6F4A"/>
         </w:rPr>
         <w:t xml:space="preserve">Admin</w:t>
+      </w:r>
+    </w:p>
+    <w:p>
+      <w:pPr>
+        <w:spacing w:before="0" w:after="120"/>
+        <w:ind w:left="360" w:hanging="220"/>
+      </w:pPr>
+      <w:r>
+        <w:rPr>
+          <w:b/>
+          <w:sz w:val="22"/>
+          <w:szCs w:val="22"/>
+          <w:color w:val="000000"/>
+        </w:rPr>
+        <w:t xml:space="preserve">•  Payments module showed dummy data</w:t>
+      </w:r>
+      <w:r>
+        <w:rPr>
+          <w:sz w:val="22"/>
+          <w:szCs w:val="22"/>
+          <w:color w:val="000000"/>
+        </w:rPr>
+        <w:t xml:space="preserve"> — Fixed. The page is built from real orders: settled, awaiting-settlement and total-charged figures, then every payment with its payer, method, amount, date and status, searchable and filterable with server-side paging. There is no separate payments table, so a payment is the order it belongs to — settled once the order is delivered.</w:t>
+      </w:r>
+    </w:p>
+    <w:p>
+      <w:pPr>
+        <w:spacing w:before="0" w:after="120"/>
+        <w:ind w:left="360" w:hanging="220"/>
+      </w:pPr>
+      <w:r>
+        <w:rPr>
+          <w:b/>
+          <w:sz w:val="22"/>
+          <w:szCs w:val="22"/>
+          <w:color w:val="000000"/>
+        </w:rPr>
+        <w:t xml:space="preserve">•  Read notifications became unread after a refresh</w:t>
+      </w:r>
+      <w:r>
+        <w:rPr>
+          <w:sz w:val="22"/>
+          <w:szCs w:val="22"/>
+          <w:color w:val="000000"/>
+        </w:rPr>
+        <w:t xml:space="preserve"> — Fixed. The admin feed is rebuilt from users, products and orders on each load, so its read state had nowhere to live and was held in component state only. Read entries are now recorded against the admin account and reapplied on load, so the unread count survives a refresh.</w:t>
+      </w:r>
+    </w:p>
+    <w:p>
+      <w:pPr>
+        <w:spacing w:before="0" w:after="120"/>
+        <w:ind w:left="360" w:hanging="220"/>
+      </w:pPr>
+      <w:r>
+        <w:rPr>
+          <w:b/>
+          <w:sz w:val="22"/>
+          <w:szCs w:val="22"/>
+          <w:color w:val="000000"/>
+        </w:rPr>
+        <w:t xml:space="preserve">•  Orders module filtered and paged in the browser</w:t>
+      </w:r>
+      <w:r>
+        <w:rPr>
+          <w:sz w:val="22"/>
+          <w:szCs w:val="22"/>
+          <w:color w:val="000000"/>
+        </w:rPr>
+        <w:t xml:space="preserve"> — Fixed. Search (order ID, customer, phone, product), status and type filters, sorting and pagination all run server-side, with loading, error and empty states and a guard against double status updates.</w:t>
       </w:r>
     </w:p>
     <w:p>

--- a/CHANGES.docx
+++ b/CHANGES.docx
@@ -470,6 +470,29 @@
           <w:color w:val="1F6F4A"/>
         </w:rPr>
         <w:t xml:space="preserve">Admin</w:t>
+      </w:r>
+    </w:p>
+    <w:p>
+      <w:pPr>
+        <w:spacing w:before="0" w:after="120"/>
+        <w:ind w:left="360" w:hanging="220"/>
+      </w:pPr>
+      <w:r>
+        <w:rPr>
+          <w:b/>
+          <w:sz w:val="22"/>
+          <w:szCs w:val="22"/>
+          <w:color w:val="000000"/>
+        </w:rPr>
+        <w:t xml:space="preserve">•  Deleting a farmer or customer left their data behind</w:t>
+      </w:r>
+      <w:r>
+        <w:rPr>
+          <w:sz w:val="22"/>
+          <w:szCs w:val="22"/>
+          <w:color w:val="000000"/>
+        </w:rPr>
+        <w:t xml:space="preserve"> — Fixed. None of the user_id columns carried a foreign key, so deleting an account removed only the account row. Deletion now runs as one transaction that also removes their listings (and the bids, cart and wishlist rows attached to those listings), their own basket, wishlist, notifications, read markers and bids, clears them from any auction they were winning, and deletes their uploaded product images and CNIC documents from disk. Orders are kept but stripped of personal details, because an order is also the seller’s sales record and deleting it would rewrite their earnings.</w:t>
       </w:r>
     </w:p>
     <w:p>
